--- a/testakten/erbstreit-krypto-multisig-edelmann-stuttgart/21_strategie_vergleichskorridor.docx
+++ b/testakten/erbstreit-krypto-multisig-edelmann-stuttgart/21_strategie_vergleichskorridor.docx
@@ -153,7 +153,7 @@
         <w:pStyle w:val="ListBullet"/>
       </w:pPr>
       <w:r>
-        <w:t>Sie ist auf die Kooperation von Marlies und Marie-Theres für Beschlüsse der Erbengemeinschaft angewiesen (§ 2038 BGB).</w:t>
+        <w:t>Sie ist auf die Kooperation von Marlies und Marie-Theres für Beschlüsse der Erbengemeinschaft angewiesen (Paragraf 2038 BGB).</w:t>
       </w:r>
     </w:p>
     <w:p>
@@ -212,7 +212,7 @@
         <w:pStyle w:val="ListBullet"/>
       </w:pPr>
       <w:r>
-        <w:t>§ 1932 BGB Voraus-Anspruch auf Hausrat ist ein weiteres Verhandlungsmittel.</w:t>
+        <w:t>Paragraf 1932 BGB Voraus-Anspruch auf Hausrat ist ein weiteres Verhandlungsmittel.</w:t>
       </w:r>
     </w:p>
     <w:p>
@@ -325,7 +325,7 @@
         <w:pStyle w:val="ListBullet"/>
       </w:pPr>
       <w:r>
-        <w:t>Pflichtteilsergänzungspflicht (§ 2329 BGB) besteht unabhängig von seiner Erbenstellung.</w:t>
+        <w:t>Pflichtteilsergänzungspflicht (Paragraf 2329 BGB) besteht unabhängig von seiner Erbenstellung.</w:t>
       </w:r>
     </w:p>
     <w:p>
@@ -1154,7 +1154,7 @@
         <w:pStyle w:val="ListBullet"/>
       </w:pPr>
       <w:r>
-        <w:t>Antrag § 1960 BGB (Sicherungsanordnung Erblasser-Stick bei neutralem Treuhänder).</w:t>
+        <w:t>Antrag Paragraf 1960 BGB (Sicherungsanordnung Erblasser-Stick bei neutralem Treuhänder).</w:t>
       </w:r>
     </w:p>
     <w:p>
